--- a/fuentes/CF1_07120019_DI.docx
+++ b/fuentes/CF1_07120019_DI.docx
@@ -1871,7 +1871,7 @@
         </w:rPr>
       </w:pPr>
     </w:p>
-    <w:p w14:noSpellErr="1">
+    <w:p>
       <w:pPr>
         <w:rPr>
           <w:color w:val="000000"/>
@@ -1887,7 +1887,34 @@
           <w:szCs w:val="20"/>
           <w:highlight w:val="yellow"/>
         </w:rPr>
-        <w:t>La empresa agrícola es una unidad productiva organizada que se dedica a la explotación de recursos naturales (principalmente suelo y agua) con el fin de generar bienes agrícolas como frutas, verduras, granos, legumbres y otros cultivos destinados al consumo humano, animal o a la industria. Su funcionamiento requiere la integración de diversos recursos (humanos, técnicos, financieros y tecnológicos) así como la aplicación de prácticas de manejo eficiente y sostenible.</w:t>
+        <w:t xml:space="preserve">La empresa agrícola es una unidad productiva organizada que se dedica a la explotación de recursos naturales (principalmente suelo y agua) con el fin de generar bienes agrícolas como frutas, verduras, granos, legumbres y otros cultivos destinados al consumo humano, animal o a la industria. </w:t>
+      </w:r>
+      <w:r>
+        <w:rPr>
+          <w:color w:val="000000" w:themeColor="text1" w:themeTint="FF" w:themeShade="FF"/>
+          <w:sz w:val="20"/>
+          <w:szCs w:val="20"/>
+          <w:highlight w:val="yellow"/>
+        </w:rPr>
+        <w:t>Su funcionamiento requiere la integración de diversos recursos (humanos, técnicos, financieros y tecnológicos)</w:t>
+      </w:r>
+      <w:r>
+        <w:rPr>
+          <w:color w:val="000000" w:themeColor="text1" w:themeTint="FF" w:themeShade="FF"/>
+          <w:sz w:val="20"/>
+          <w:szCs w:val="20"/>
+          <w:highlight w:val="yellow"/>
+        </w:rPr>
+        <w:t>,</w:t>
+      </w:r>
+      <w:r>
+        <w:rPr>
+          <w:color w:val="000000" w:themeColor="text1" w:themeTint="FF" w:themeShade="FF"/>
+          <w:sz w:val="20"/>
+          <w:szCs w:val="20"/>
+          <w:highlight w:val="yellow"/>
+        </w:rPr>
+        <w:t xml:space="preserve"> así como la aplicación de prácticas de manejo eficiente y sostenible.</w:t>
       </w:r>
     </w:p>
     <w:p w14:noSpellErr="1">
@@ -4247,6 +4274,7 @@
         <w:tc>
           <w:tcPr>
             <w:tcW w:w="9962" w:type="dxa"/>
+            <w:tcMar/>
           </w:tcPr>
           <w:p>
             <w:pPr>
@@ -4284,25 +4312,24 @@
               <w:t xml:space="preserve"> A LA ACCIÓN</w:t>
             </w:r>
           </w:p>
-          <w:p>
+          <w:p w14:noSpellErr="1">
             <w:pPr>
               <w:pStyle w:val="Normal0"/>
               <w:spacing w:line="276" w:lineRule="auto"/>
               <w:jc w:val="center"/>
               <w:rPr>
-                <w:b/>
-                <w:bCs/>
-                <w:sz w:val="20"/>
-                <w:szCs w:val="20"/>
-              </w:rPr>
-            </w:pPr>
-            <w:r>
-              <w:rPr>
-                <w:b/>
-                <w:sz w:val="20"/>
-                <w:szCs w:val="20"/>
-              </w:rPr>
-              <w:t>Video</w:t>
+                <w:b w:val="1"/>
+                <w:bCs w:val="1"/>
+                <w:sz w:val="20"/>
+                <w:szCs w:val="20"/>
+              </w:rPr>
+            </w:pPr>
+            <w:r>
+              <w:rPr>
+                <w:sz w:val="20"/>
+                <w:szCs w:val="20"/>
+              </w:rPr>
+              <w:t>Nombre</w:t>
             </w:r>
             <w:r>
               <w:rPr>
@@ -4313,15 +4340,15 @@
             </w:r>
             <w:r>
               <w:rPr>
-                <w:b/>
-                <w:bCs/>
+                <w:b w:val="1"/>
+                <w:bCs w:val="1"/>
                 <w:sz w:val="20"/>
                 <w:szCs w:val="20"/>
               </w:rPr>
               <w:t>Tipos de sociedades en Colombia</w:t>
             </w:r>
           </w:p>
-          <w:p>
+          <w:p w14:noSpellErr="1">
             <w:pPr>
               <w:pStyle w:val="Normal0"/>
               <w:spacing w:line="276" w:lineRule="auto"/>
@@ -4336,6 +4363,13 @@
                 <w:sz w:val="20"/>
                 <w:szCs w:val="20"/>
               </w:rPr>
+              <w:t xml:space="preserve">Descripción: </w:t>
+            </w:r>
+            <w:r>
+              <w:rPr>
+                <w:sz w:val="20"/>
+                <w:szCs w:val="20"/>
+              </w:rPr>
               <w:t xml:space="preserve">Se </w:t>
             </w:r>
             <w:r>
@@ -4343,7 +4377,21 @@
                 <w:sz w:val="20"/>
                 <w:szCs w:val="20"/>
               </w:rPr>
-              <w:t>invita a explorar sobre</w:t>
+              <w:t xml:space="preserve">invita a explorar </w:t>
+            </w:r>
+            <w:r>
+              <w:rPr>
+                <w:sz w:val="20"/>
+                <w:szCs w:val="20"/>
+              </w:rPr>
+              <w:t xml:space="preserve">el siguiente video </w:t>
+            </w:r>
+            <w:r>
+              <w:rPr>
+                <w:sz w:val="20"/>
+                <w:szCs w:val="20"/>
+              </w:rPr>
+              <w:t>sobre</w:t>
             </w:r>
             <w:r>
               <w:rPr>
@@ -4358,6 +4406,13 @@
                 <w:szCs w:val="20"/>
               </w:rPr>
               <w:t>Colombia</w:t>
+            </w:r>
+            <w:r>
+              <w:rPr>
+                <w:sz w:val="20"/>
+                <w:szCs w:val="20"/>
+              </w:rPr>
+              <w:t>.</w:t>
             </w:r>
           </w:p>
           <w:p>
@@ -6262,11 +6317,51 @@
       </w:pPr>
       <w:r>
         <w:rPr>
-          <w:color w:val="000000"/>
-          <w:sz w:val="20"/>
-          <w:szCs w:val="20"/>
-        </w:rPr>
-        <w:t>Las empresas o unidades productivas orientadas al autoconsumo cultivan principalmente para satisfacer las necesidades alimentarias de la familia o comunidad que las opera. Generalmente son explotaciones de pequeña escala, con bajo nivel de tecnificación y diversificación de cultivos básicos como maíz, yuca, frijol, hortalizas y tubérculos. Suelen depender fuertemente de las condiciones climáticas y de los ciclos naturales, manteniendo un vínculo limitado o inexistente con el mercado formal. Este modelo es característico de zonas rurales con economías campesinas o de subsistencia, donde la prioridad es la seguridad alimentaria antes que la rentabilidad.</w:t>
+          <w:color w:val="000000" w:themeColor="text1" w:themeTint="FF" w:themeShade="FF"/>
+          <w:sz w:val="20"/>
+          <w:szCs w:val="20"/>
+        </w:rPr>
+        <w:t xml:space="preserve">Las empresas o unidades productivas orientadas al </w:t>
+      </w:r>
+      <w:r>
+        <w:rPr>
+          <w:color w:val="000000" w:themeColor="text1" w:themeTint="FF" w:themeShade="FF"/>
+          <w:sz w:val="20"/>
+          <w:szCs w:val="20"/>
+        </w:rPr>
+        <w:t>autoconsumo</w:t>
+      </w:r>
+      <w:r>
+        <w:rPr>
+          <w:color w:val="000000" w:themeColor="text1" w:themeTint="FF" w:themeShade="FF"/>
+          <w:sz w:val="20"/>
+          <w:szCs w:val="20"/>
+        </w:rPr>
+        <w:t>,</w:t>
+      </w:r>
+      <w:r>
+        <w:rPr>
+          <w:color w:val="000000" w:themeColor="text1" w:themeTint="FF" w:themeShade="FF"/>
+          <w:sz w:val="20"/>
+          <w:szCs w:val="20"/>
+        </w:rPr>
+        <w:t xml:space="preserve"> cultivan principalmente para satisfacer las necesidades alimentarias de la familia o comunidad que las opera. Generalmente</w:t>
+      </w:r>
+      <w:r>
+        <w:rPr>
+          <w:color w:val="000000" w:themeColor="text1" w:themeTint="FF" w:themeShade="FF"/>
+          <w:sz w:val="20"/>
+          <w:szCs w:val="20"/>
+        </w:rPr>
+        <w:t>,</w:t>
+      </w:r>
+      <w:r>
+        <w:rPr>
+          <w:color w:val="000000" w:themeColor="text1" w:themeTint="FF" w:themeShade="FF"/>
+          <w:sz w:val="20"/>
+          <w:szCs w:val="20"/>
+        </w:rPr>
+        <w:t xml:space="preserve"> son explotaciones de pequeña escala, con bajo nivel de tecnificación y diversificación de cultivos básicos como maíz, yuca, frijol, hortalizas y tubérculos. Suelen depender fuertemente de las condiciones climáticas y de los ciclos naturales, manteniendo un vínculo limitado o inexistente con el mercado formal. Este modelo es característico de zonas rurales con economías campesinas o de subsistencia, donde la prioridad es la seguridad alimentaria antes que la rentabilidad.</w:t>
       </w:r>
     </w:p>
     <w:p>
@@ -14211,6 +14306,7 @@
           <w:tcPr>
             <w:tcW w:w="3320" w:type="dxa"/>
             <w:shd w:val="clear" w:color="auto" w:fill="DBE5F1" w:themeFill="accent1" w:themeFillTint="33"/>
+            <w:tcMar/>
           </w:tcPr>
           <w:p>
             <w:pPr>
@@ -14238,6 +14334,7 @@
           <w:tcPr>
             <w:tcW w:w="3321" w:type="dxa"/>
             <w:shd w:val="clear" w:color="auto" w:fill="DBE5F1" w:themeFill="accent1" w:themeFillTint="33"/>
+            <w:tcMar/>
           </w:tcPr>
           <w:p>
             <w:pPr>
@@ -14265,6 +14362,7 @@
           <w:tcPr>
             <w:tcW w:w="3321" w:type="dxa"/>
             <w:shd w:val="clear" w:color="auto" w:fill="DBE5F1" w:themeFill="accent1" w:themeFillTint="33"/>
+            <w:tcMar/>
           </w:tcPr>
           <w:p>
             <w:pPr>
@@ -14294,6 +14392,7 @@
           <w:tcPr>
             <w:tcW w:w="3320" w:type="dxa"/>
             <w:shd w:val="clear" w:color="auto" w:fill="F2F2F2" w:themeFill="background1" w:themeFillShade="F2"/>
+            <w:tcMar/>
           </w:tcPr>
           <w:p>
             <w:pPr>
@@ -14321,6 +14420,7 @@
           <w:tcPr>
             <w:tcW w:w="3321" w:type="dxa"/>
             <w:shd w:val="clear" w:color="auto" w:fill="F2F2F2" w:themeFill="background1" w:themeFillShade="F2"/>
+            <w:tcMar/>
           </w:tcPr>
           <w:p>
             <w:pPr>
@@ -14352,6 +14452,7 @@
           <w:tcPr>
             <w:tcW w:w="3321" w:type="dxa"/>
             <w:shd w:val="clear" w:color="auto" w:fill="F2F2F2" w:themeFill="background1" w:themeFillShade="F2"/>
+            <w:tcMar/>
           </w:tcPr>
           <w:p>
             <w:pPr>
@@ -14393,6 +14494,7 @@
           <w:tcPr>
             <w:tcW w:w="3320" w:type="dxa"/>
             <w:shd w:val="clear" w:color="auto" w:fill="F2F2F2" w:themeFill="background1" w:themeFillShade="F2"/>
+            <w:tcMar/>
           </w:tcPr>
           <w:p>
             <w:pPr>
@@ -14420,6 +14522,7 @@
           <w:tcPr>
             <w:tcW w:w="3321" w:type="dxa"/>
             <w:shd w:val="clear" w:color="auto" w:fill="F2F2F2" w:themeFill="background1" w:themeFillShade="F2"/>
+            <w:tcMar/>
           </w:tcPr>
           <w:p>
             <w:pPr>
@@ -14451,6 +14554,7 @@
           <w:tcPr>
             <w:tcW w:w="3321" w:type="dxa"/>
             <w:shd w:val="clear" w:color="auto" w:fill="F2F2F2" w:themeFill="background1" w:themeFillShade="F2"/>
+            <w:tcMar/>
           </w:tcPr>
           <w:p>
             <w:pPr>
@@ -14492,6 +14596,7 @@
           <w:tcPr>
             <w:tcW w:w="3320" w:type="dxa"/>
             <w:shd w:val="clear" w:color="auto" w:fill="F2F2F2" w:themeFill="background1" w:themeFillShade="F2"/>
+            <w:tcMar/>
           </w:tcPr>
           <w:p>
             <w:pPr>
@@ -14532,6 +14637,7 @@
           <w:tcPr>
             <w:tcW w:w="3321" w:type="dxa"/>
             <w:shd w:val="clear" w:color="auto" w:fill="F2F2F2" w:themeFill="background1" w:themeFillShade="F2"/>
+            <w:tcMar/>
           </w:tcPr>
           <w:p>
             <w:pPr>
@@ -14563,18 +14669,20 @@
           <w:tcPr>
             <w:tcW w:w="3321" w:type="dxa"/>
             <w:shd w:val="clear" w:color="auto" w:fill="F2F2F2" w:themeFill="background1" w:themeFillShade="F2"/>
-          </w:tcPr>
-          <w:p>
-            <w:pPr>
-              <w:rPr>
-                <w:color w:val="000000"/>
-                <w:sz w:val="20"/>
-                <w:szCs w:val="20"/>
-              </w:rPr>
-            </w:pPr>
-            <w:r>
-              <w:rPr>
-                <w:color w:val="000000"/>
+            <w:tcMar/>
+          </w:tcPr>
+          <w:p w14:noSpellErr="1">
+            <w:pPr>
+              <w:rPr>
+                <w:color w:val="000000"/>
+                <w:sz w:val="20"/>
+                <w:szCs w:val="20"/>
+              </w:rPr>
+            </w:pPr>
+            <w:commentRangeStart w:id="274664474"/>
+            <w:r>
+              <w:rPr>
+                <w:color w:val="000000" w:themeColor="text1" w:themeTint="FF" w:themeShade="FF"/>
                 <w:sz w:val="20"/>
                 <w:szCs w:val="20"/>
               </w:rPr>
@@ -14582,15 +14690,30 @@
             </w:r>
             <w:r>
               <w:rPr>
-                <w:color w:val="000000"/>
-                <w:sz w:val="20"/>
-                <w:szCs w:val="20"/>
-              </w:rPr>
-              <w:t>entas en la misma zona o municipio</w:t>
-            </w:r>
-            <w:r>
-              <w:rPr>
-                <w:color w:val="000000"/>
+                <w:color w:val="000000" w:themeColor="text1" w:themeTint="FF" w:themeShade="FF"/>
+                <w:sz w:val="20"/>
+                <w:szCs w:val="20"/>
+              </w:rPr>
+              <w:t>entas</w:t>
+            </w:r>
+            <w:commentRangeEnd w:id="274664474"/>
+            <w:r>
+              <w:rPr>
+                <w:rStyle w:val="CommentReference"/>
+              </w:rPr>
+              <w:commentReference w:id="274664474"/>
+            </w:r>
+            <w:r>
+              <w:rPr>
+                <w:color w:val="000000" w:themeColor="text1" w:themeTint="FF" w:themeShade="FF"/>
+                <w:sz w:val="20"/>
+                <w:szCs w:val="20"/>
+              </w:rPr>
+              <w:t xml:space="preserve"> en la misma zona o municipio</w:t>
+            </w:r>
+            <w:r>
+              <w:rPr>
+                <w:color w:val="000000" w:themeColor="text1" w:themeTint="FF" w:themeShade="FF"/>
                 <w:sz w:val="20"/>
                 <w:szCs w:val="20"/>
               </w:rPr>
@@ -14604,6 +14727,7 @@
           <w:tcPr>
             <w:tcW w:w="3320" w:type="dxa"/>
             <w:shd w:val="clear" w:color="auto" w:fill="F2F2F2" w:themeFill="background1" w:themeFillShade="F2"/>
+            <w:tcMar/>
           </w:tcPr>
           <w:p>
             <w:pPr>
@@ -14631,6 +14755,7 @@
           <w:tcPr>
             <w:tcW w:w="3321" w:type="dxa"/>
             <w:shd w:val="clear" w:color="auto" w:fill="F2F2F2" w:themeFill="background1" w:themeFillShade="F2"/>
+            <w:tcMar/>
           </w:tcPr>
           <w:p>
             <w:pPr>
@@ -14662,6 +14787,7 @@
           <w:tcPr>
             <w:tcW w:w="3321" w:type="dxa"/>
             <w:shd w:val="clear" w:color="auto" w:fill="F2F2F2" w:themeFill="background1" w:themeFillShade="F2"/>
+            <w:tcMar/>
           </w:tcPr>
           <w:p>
             <w:pPr>
@@ -14703,6 +14829,7 @@
           <w:tcPr>
             <w:tcW w:w="3320" w:type="dxa"/>
             <w:shd w:val="clear" w:color="auto" w:fill="F2F2F2" w:themeFill="background1" w:themeFillShade="F2"/>
+            <w:tcMar/>
           </w:tcPr>
           <w:p>
             <w:pPr>
@@ -14730,6 +14857,7 @@
           <w:tcPr>
             <w:tcW w:w="3321" w:type="dxa"/>
             <w:shd w:val="clear" w:color="auto" w:fill="F2F2F2" w:themeFill="background1" w:themeFillShade="F2"/>
+            <w:tcMar/>
           </w:tcPr>
           <w:p>
             <w:pPr>
@@ -14761,6 +14889,7 @@
           <w:tcPr>
             <w:tcW w:w="3321" w:type="dxa"/>
             <w:shd w:val="clear" w:color="auto" w:fill="F2F2F2" w:themeFill="background1" w:themeFillShade="F2"/>
+            <w:tcMar/>
           </w:tcPr>
           <w:p>
             <w:pPr>
@@ -14803,6 +14932,7 @@
           <w:tcPr>
             <w:tcW w:w="3320" w:type="dxa"/>
             <w:shd w:val="clear" w:color="auto" w:fill="F2F2F2" w:themeFill="background1" w:themeFillShade="F2"/>
+            <w:tcMar/>
           </w:tcPr>
           <w:p>
             <w:pPr>
@@ -14841,6 +14971,7 @@
           <w:tcPr>
             <w:tcW w:w="3321" w:type="dxa"/>
             <w:shd w:val="clear" w:color="auto" w:fill="F2F2F2" w:themeFill="background1" w:themeFillShade="F2"/>
+            <w:tcMar/>
           </w:tcPr>
           <w:p>
             <w:pPr>
@@ -14872,6 +15003,7 @@
           <w:tcPr>
             <w:tcW w:w="3321" w:type="dxa"/>
             <w:shd w:val="clear" w:color="auto" w:fill="F2F2F2" w:themeFill="background1" w:themeFillShade="F2"/>
+            <w:tcMar/>
           </w:tcPr>
           <w:p>
             <w:pPr>
@@ -14905,6 +15037,7 @@
           <w:tcPr>
             <w:tcW w:w="3320" w:type="dxa"/>
             <w:shd w:val="clear" w:color="auto" w:fill="F2F2F2" w:themeFill="background1" w:themeFillShade="F2"/>
+            <w:tcMar/>
           </w:tcPr>
           <w:p>
             <w:pPr>
@@ -14943,6 +15076,7 @@
           <w:tcPr>
             <w:tcW w:w="3321" w:type="dxa"/>
             <w:shd w:val="clear" w:color="auto" w:fill="F2F2F2" w:themeFill="background1" w:themeFillShade="F2"/>
+            <w:tcMar/>
           </w:tcPr>
           <w:p>
             <w:pPr>
@@ -14974,6 +15108,7 @@
           <w:tcPr>
             <w:tcW w:w="3321" w:type="dxa"/>
             <w:shd w:val="clear" w:color="auto" w:fill="F2F2F2" w:themeFill="background1" w:themeFillShade="F2"/>
+            <w:tcMar/>
           </w:tcPr>
           <w:p>
             <w:pPr>
@@ -15015,6 +15150,7 @@
           <w:tcPr>
             <w:tcW w:w="3320" w:type="dxa"/>
             <w:shd w:val="clear" w:color="auto" w:fill="F2F2F2" w:themeFill="background1" w:themeFillShade="F2"/>
+            <w:tcMar/>
           </w:tcPr>
           <w:p>
             <w:pPr>
@@ -15053,6 +15189,7 @@
           <w:tcPr>
             <w:tcW w:w="3321" w:type="dxa"/>
             <w:shd w:val="clear" w:color="auto" w:fill="F2F2F2" w:themeFill="background1" w:themeFillShade="F2"/>
+            <w:tcMar/>
           </w:tcPr>
           <w:p>
             <w:pPr>
@@ -15084,6 +15221,7 @@
           <w:tcPr>
             <w:tcW w:w="3321" w:type="dxa"/>
             <w:shd w:val="clear" w:color="auto" w:fill="F2F2F2" w:themeFill="background1" w:themeFillShade="F2"/>
+            <w:tcMar/>
           </w:tcPr>
           <w:p>
             <w:pPr>
@@ -15125,6 +15263,7 @@
           <w:tcPr>
             <w:tcW w:w="3320" w:type="dxa"/>
             <w:shd w:val="clear" w:color="auto" w:fill="F2F2F2" w:themeFill="background1" w:themeFillShade="F2"/>
+            <w:tcMar/>
           </w:tcPr>
           <w:p>
             <w:pPr>
@@ -15163,6 +15302,7 @@
           <w:tcPr>
             <w:tcW w:w="3321" w:type="dxa"/>
             <w:shd w:val="clear" w:color="auto" w:fill="F2F2F2" w:themeFill="background1" w:themeFillShade="F2"/>
+            <w:tcMar/>
           </w:tcPr>
           <w:p>
             <w:pPr>
@@ -15194,6 +15334,7 @@
           <w:tcPr>
             <w:tcW w:w="3321" w:type="dxa"/>
             <w:shd w:val="clear" w:color="auto" w:fill="F2F2F2" w:themeFill="background1" w:themeFillShade="F2"/>
+            <w:tcMar/>
           </w:tcPr>
           <w:p>
             <w:pPr>
@@ -15243,6 +15384,7 @@
           <w:tcPr>
             <w:tcW w:w="3320" w:type="dxa"/>
             <w:shd w:val="clear" w:color="auto" w:fill="F2F2F2" w:themeFill="background1" w:themeFillShade="F2"/>
+            <w:tcMar/>
           </w:tcPr>
           <w:p>
             <w:pPr>
@@ -15270,6 +15412,7 @@
           <w:tcPr>
             <w:tcW w:w="3321" w:type="dxa"/>
             <w:shd w:val="clear" w:color="auto" w:fill="F2F2F2" w:themeFill="background1" w:themeFillShade="F2"/>
+            <w:tcMar/>
           </w:tcPr>
           <w:p>
             <w:pPr>
@@ -15301,6 +15444,7 @@
           <w:tcPr>
             <w:tcW w:w="3321" w:type="dxa"/>
             <w:shd w:val="clear" w:color="auto" w:fill="F2F2F2" w:themeFill="background1" w:themeFillShade="F2"/>
+            <w:tcMar/>
           </w:tcPr>
           <w:p>
             <w:pPr>
@@ -15371,22 +15515,32 @@
           <w:numId w:val="2"/>
         </w:numPr>
         <w:rPr>
-          <w:b/>
-          <w:bCs/>
-          <w:color w:val="000000"/>
-          <w:sz w:val="20"/>
-          <w:szCs w:val="20"/>
-        </w:rPr>
-      </w:pPr>
-      <w:r>
-        <w:rPr>
-          <w:b/>
-          <w:bCs/>
-          <w:color w:val="000000"/>
+          <w:b w:val="1"/>
+          <w:bCs w:val="1"/>
+          <w:color w:val="000000"/>
+          <w:sz w:val="20"/>
+          <w:szCs w:val="20"/>
+        </w:rPr>
+      </w:pPr>
+      <w:r>
+        <w:rPr>
+          <w:b w:val="1"/>
+          <w:bCs w:val="1"/>
+          <w:color w:val="000000" w:themeColor="text1" w:themeTint="FF" w:themeShade="FF"/>
           <w:sz w:val="20"/>
           <w:szCs w:val="20"/>
         </w:rPr>
         <w:t>Variables</w:t>
+      </w:r>
+      <w:r>
+        <w:rPr>
+          <w:b w:val="1"/>
+          <w:bCs w:val="1"/>
+          <w:color w:val="000000" w:themeColor="text1" w:themeTint="FF" w:themeShade="FF"/>
+          <w:sz w:val="20"/>
+          <w:szCs w:val="20"/>
+        </w:rPr>
+        <w:t xml:space="preserve"> del mercado</w:t>
       </w:r>
     </w:p>
     <w:p>
@@ -15536,6 +15690,7 @@
           <w:tcPr>
             <w:tcW w:w="4981" w:type="dxa"/>
             <w:shd w:val="clear" w:color="auto" w:fill="DBE5F1" w:themeFill="accent1" w:themeFillTint="33"/>
+            <w:tcMar/>
           </w:tcPr>
           <w:p>
             <w:pPr>
@@ -15564,6 +15719,7 @@
           <w:tcPr>
             <w:tcW w:w="4981" w:type="dxa"/>
             <w:shd w:val="clear" w:color="auto" w:fill="DBE5F1" w:themeFill="accent1" w:themeFillTint="33"/>
+            <w:tcMar/>
           </w:tcPr>
           <w:p>
             <w:pPr>
@@ -15594,18 +15750,23 @@
           <w:tcPr>
             <w:tcW w:w="4981" w:type="dxa"/>
             <w:shd w:val="clear" w:color="auto" w:fill="F2F2F2" w:themeFill="background1" w:themeFillShade="F2"/>
-          </w:tcPr>
-          <w:p>
-            <w:pPr>
-              <w:spacing w:line="276" w:lineRule="auto"/>
-              <w:rPr>
-                <w:color w:val="000000"/>
-                <w:sz w:val="20"/>
-                <w:szCs w:val="20"/>
-              </w:rPr>
-            </w:pPr>
-            <w:r>
-              <w:rPr>
+            <w:tcMar/>
+          </w:tcPr>
+          <w:p w14:noSpellErr="1">
+            <w:pPr>
+              <w:spacing w:line="276" w:lineRule="auto"/>
+              <w:rPr>
+                <w:b w:val="1"/>
+                <w:bCs w:val="1"/>
+                <w:color w:val="000000"/>
+                <w:sz w:val="20"/>
+                <w:szCs w:val="20"/>
+              </w:rPr>
+            </w:pPr>
+            <w:r>
+              <w:rPr>
+                <w:b w:val="1"/>
+                <w:bCs w:val="1"/>
                 <w:sz w:val="20"/>
                 <w:szCs w:val="20"/>
               </w:rPr>
@@ -15617,6 +15778,7 @@
           <w:tcPr>
             <w:tcW w:w="4981" w:type="dxa"/>
             <w:shd w:val="clear" w:color="auto" w:fill="F2F2F2" w:themeFill="background1" w:themeFillShade="F2"/>
+            <w:tcMar/>
           </w:tcPr>
           <w:p>
             <w:pPr>
@@ -15642,18 +15804,23 @@
           <w:tcPr>
             <w:tcW w:w="4981" w:type="dxa"/>
             <w:shd w:val="clear" w:color="auto" w:fill="F2F2F2" w:themeFill="background1" w:themeFillShade="F2"/>
-          </w:tcPr>
-          <w:p>
-            <w:pPr>
-              <w:spacing w:line="276" w:lineRule="auto"/>
-              <w:rPr>
-                <w:color w:val="000000"/>
-                <w:sz w:val="20"/>
-                <w:szCs w:val="20"/>
-              </w:rPr>
-            </w:pPr>
-            <w:r>
-              <w:rPr>
+            <w:tcMar/>
+          </w:tcPr>
+          <w:p w14:noSpellErr="1">
+            <w:pPr>
+              <w:spacing w:line="276" w:lineRule="auto"/>
+              <w:rPr>
+                <w:b w:val="1"/>
+                <w:bCs w:val="1"/>
+                <w:color w:val="000000"/>
+                <w:sz w:val="20"/>
+                <w:szCs w:val="20"/>
+              </w:rPr>
+            </w:pPr>
+            <w:r>
+              <w:rPr>
+                <w:b w:val="1"/>
+                <w:bCs w:val="1"/>
                 <w:sz w:val="20"/>
                 <w:szCs w:val="20"/>
               </w:rPr>
@@ -15665,6 +15832,7 @@
           <w:tcPr>
             <w:tcW w:w="4981" w:type="dxa"/>
             <w:shd w:val="clear" w:color="auto" w:fill="F2F2F2" w:themeFill="background1" w:themeFillShade="F2"/>
+            <w:tcMar/>
           </w:tcPr>
           <w:p>
             <w:pPr>
@@ -15690,18 +15858,23 @@
           <w:tcPr>
             <w:tcW w:w="4981" w:type="dxa"/>
             <w:shd w:val="clear" w:color="auto" w:fill="F2F2F2" w:themeFill="background1" w:themeFillShade="F2"/>
-          </w:tcPr>
-          <w:p>
-            <w:pPr>
-              <w:spacing w:line="276" w:lineRule="auto"/>
-              <w:rPr>
-                <w:color w:val="000000"/>
-                <w:sz w:val="20"/>
-                <w:szCs w:val="20"/>
-              </w:rPr>
-            </w:pPr>
-            <w:r>
-              <w:rPr>
+            <w:tcMar/>
+          </w:tcPr>
+          <w:p w14:noSpellErr="1">
+            <w:pPr>
+              <w:spacing w:line="276" w:lineRule="auto"/>
+              <w:rPr>
+                <w:b w:val="1"/>
+                <w:bCs w:val="1"/>
+                <w:color w:val="000000"/>
+                <w:sz w:val="20"/>
+                <w:szCs w:val="20"/>
+              </w:rPr>
+            </w:pPr>
+            <w:r>
+              <w:rPr>
+                <w:b w:val="1"/>
+                <w:bCs w:val="1"/>
                 <w:sz w:val="20"/>
                 <w:szCs w:val="20"/>
               </w:rPr>
@@ -15713,6 +15886,7 @@
           <w:tcPr>
             <w:tcW w:w="4981" w:type="dxa"/>
             <w:shd w:val="clear" w:color="auto" w:fill="F2F2F2" w:themeFill="background1" w:themeFillShade="F2"/>
+            <w:tcMar/>
           </w:tcPr>
           <w:p>
             <w:pPr>
@@ -15738,18 +15912,23 @@
           <w:tcPr>
             <w:tcW w:w="4981" w:type="dxa"/>
             <w:shd w:val="clear" w:color="auto" w:fill="F2F2F2" w:themeFill="background1" w:themeFillShade="F2"/>
-          </w:tcPr>
-          <w:p>
-            <w:pPr>
-              <w:spacing w:line="276" w:lineRule="auto"/>
-              <w:rPr>
-                <w:color w:val="000000"/>
-                <w:sz w:val="20"/>
-                <w:szCs w:val="20"/>
-              </w:rPr>
-            </w:pPr>
-            <w:r>
-              <w:rPr>
+            <w:tcMar/>
+          </w:tcPr>
+          <w:p w14:noSpellErr="1">
+            <w:pPr>
+              <w:spacing w:line="276" w:lineRule="auto"/>
+              <w:rPr>
+                <w:b w:val="1"/>
+                <w:bCs w:val="1"/>
+                <w:color w:val="000000"/>
+                <w:sz w:val="20"/>
+                <w:szCs w:val="20"/>
+              </w:rPr>
+            </w:pPr>
+            <w:r>
+              <w:rPr>
+                <w:b w:val="1"/>
+                <w:bCs w:val="1"/>
                 <w:sz w:val="20"/>
                 <w:szCs w:val="20"/>
               </w:rPr>
@@ -15761,6 +15940,7 @@
           <w:tcPr>
             <w:tcW w:w="4981" w:type="dxa"/>
             <w:shd w:val="clear" w:color="auto" w:fill="F2F2F2" w:themeFill="background1" w:themeFillShade="F2"/>
+            <w:tcMar/>
           </w:tcPr>
           <w:p>
             <w:pPr>
@@ -15786,18 +15966,23 @@
           <w:tcPr>
             <w:tcW w:w="4981" w:type="dxa"/>
             <w:shd w:val="clear" w:color="auto" w:fill="F2F2F2" w:themeFill="background1" w:themeFillShade="F2"/>
-          </w:tcPr>
-          <w:p>
-            <w:pPr>
-              <w:spacing w:line="276" w:lineRule="auto"/>
-              <w:rPr>
-                <w:color w:val="000000"/>
-                <w:sz w:val="20"/>
-                <w:szCs w:val="20"/>
-              </w:rPr>
-            </w:pPr>
-            <w:r>
-              <w:rPr>
+            <w:tcMar/>
+          </w:tcPr>
+          <w:p w14:noSpellErr="1">
+            <w:pPr>
+              <w:spacing w:line="276" w:lineRule="auto"/>
+              <w:rPr>
+                <w:b w:val="1"/>
+                <w:bCs w:val="1"/>
+                <w:color w:val="000000"/>
+                <w:sz w:val="20"/>
+                <w:szCs w:val="20"/>
+              </w:rPr>
+            </w:pPr>
+            <w:r>
+              <w:rPr>
+                <w:b w:val="1"/>
+                <w:bCs w:val="1"/>
                 <w:sz w:val="20"/>
                 <w:szCs w:val="20"/>
               </w:rPr>
@@ -15809,6 +15994,7 @@
           <w:tcPr>
             <w:tcW w:w="4981" w:type="dxa"/>
             <w:shd w:val="clear" w:color="auto" w:fill="F2F2F2" w:themeFill="background1" w:themeFillShade="F2"/>
+            <w:tcMar/>
           </w:tcPr>
           <w:p>
             <w:pPr>
@@ -15834,18 +16020,23 @@
           <w:tcPr>
             <w:tcW w:w="4981" w:type="dxa"/>
             <w:shd w:val="clear" w:color="auto" w:fill="F2F2F2" w:themeFill="background1" w:themeFillShade="F2"/>
-          </w:tcPr>
-          <w:p>
-            <w:pPr>
-              <w:spacing w:line="276" w:lineRule="auto"/>
-              <w:rPr>
-                <w:color w:val="000000"/>
-                <w:sz w:val="20"/>
-                <w:szCs w:val="20"/>
-              </w:rPr>
-            </w:pPr>
-            <w:r>
-              <w:rPr>
+            <w:tcMar/>
+          </w:tcPr>
+          <w:p w14:noSpellErr="1">
+            <w:pPr>
+              <w:spacing w:line="276" w:lineRule="auto"/>
+              <w:rPr>
+                <w:b w:val="1"/>
+                <w:bCs w:val="1"/>
+                <w:color w:val="000000"/>
+                <w:sz w:val="20"/>
+                <w:szCs w:val="20"/>
+              </w:rPr>
+            </w:pPr>
+            <w:r>
+              <w:rPr>
+                <w:b w:val="1"/>
+                <w:bCs w:val="1"/>
                 <w:sz w:val="20"/>
                 <w:szCs w:val="20"/>
               </w:rPr>
@@ -15857,6 +16048,7 @@
           <w:tcPr>
             <w:tcW w:w="4981" w:type="dxa"/>
             <w:shd w:val="clear" w:color="auto" w:fill="F2F2F2" w:themeFill="background1" w:themeFillShade="F2"/>
+            <w:tcMar/>
           </w:tcPr>
           <w:p>
             <w:pPr>
@@ -15882,18 +16074,23 @@
           <w:tcPr>
             <w:tcW w:w="4981" w:type="dxa"/>
             <w:shd w:val="clear" w:color="auto" w:fill="F2F2F2" w:themeFill="background1" w:themeFillShade="F2"/>
-          </w:tcPr>
-          <w:p>
-            <w:pPr>
-              <w:spacing w:line="276" w:lineRule="auto"/>
-              <w:rPr>
-                <w:color w:val="000000"/>
-                <w:sz w:val="20"/>
-                <w:szCs w:val="20"/>
-              </w:rPr>
-            </w:pPr>
-            <w:r>
-              <w:rPr>
+            <w:tcMar/>
+          </w:tcPr>
+          <w:p w14:noSpellErr="1">
+            <w:pPr>
+              <w:spacing w:line="276" w:lineRule="auto"/>
+              <w:rPr>
+                <w:b w:val="1"/>
+                <w:bCs w:val="1"/>
+                <w:color w:val="000000"/>
+                <w:sz w:val="20"/>
+                <w:szCs w:val="20"/>
+              </w:rPr>
+            </w:pPr>
+            <w:r>
+              <w:rPr>
+                <w:b w:val="1"/>
+                <w:bCs w:val="1"/>
                 <w:sz w:val="20"/>
                 <w:szCs w:val="20"/>
               </w:rPr>
@@ -15905,6 +16102,7 @@
           <w:tcPr>
             <w:tcW w:w="4981" w:type="dxa"/>
             <w:shd w:val="clear" w:color="auto" w:fill="F2F2F2" w:themeFill="background1" w:themeFillShade="F2"/>
+            <w:tcMar/>
           </w:tcPr>
           <w:p>
             <w:pPr>
@@ -15930,17 +16128,22 @@
           <w:tcPr>
             <w:tcW w:w="4981" w:type="dxa"/>
             <w:shd w:val="clear" w:color="auto" w:fill="F2F2F2" w:themeFill="background1" w:themeFillShade="F2"/>
-          </w:tcPr>
-          <w:p>
-            <w:pPr>
-              <w:rPr>
-                <w:color w:val="000000"/>
-                <w:sz w:val="20"/>
-                <w:szCs w:val="20"/>
-              </w:rPr>
-            </w:pPr>
-            <w:r>
-              <w:rPr>
+            <w:tcMar/>
+          </w:tcPr>
+          <w:p w14:noSpellErr="1">
+            <w:pPr>
+              <w:rPr>
+                <w:b w:val="1"/>
+                <w:bCs w:val="1"/>
+                <w:color w:val="000000"/>
+                <w:sz w:val="20"/>
+                <w:szCs w:val="20"/>
+              </w:rPr>
+            </w:pPr>
+            <w:r>
+              <w:rPr>
+                <w:b w:val="1"/>
+                <w:bCs w:val="1"/>
                 <w:sz w:val="20"/>
                 <w:szCs w:val="20"/>
               </w:rPr>
@@ -15952,6 +16155,7 @@
           <w:tcPr>
             <w:tcW w:w="4981" w:type="dxa"/>
             <w:shd w:val="clear" w:color="auto" w:fill="F2F2F2" w:themeFill="background1" w:themeFillShade="F2"/>
+            <w:tcMar/>
           </w:tcPr>
           <w:p>
             <w:pPr>
@@ -15976,17 +16180,22 @@
           <w:tcPr>
             <w:tcW w:w="4981" w:type="dxa"/>
             <w:shd w:val="clear" w:color="auto" w:fill="F2F2F2" w:themeFill="background1" w:themeFillShade="F2"/>
-          </w:tcPr>
-          <w:p>
-            <w:pPr>
-              <w:rPr>
-                <w:color w:val="000000"/>
-                <w:sz w:val="20"/>
-                <w:szCs w:val="20"/>
-              </w:rPr>
-            </w:pPr>
-            <w:r>
-              <w:rPr>
+            <w:tcMar/>
+          </w:tcPr>
+          <w:p w14:noSpellErr="1">
+            <w:pPr>
+              <w:rPr>
+                <w:b w:val="1"/>
+                <w:bCs w:val="1"/>
+                <w:color w:val="000000"/>
+                <w:sz w:val="20"/>
+                <w:szCs w:val="20"/>
+              </w:rPr>
+            </w:pPr>
+            <w:r>
+              <w:rPr>
+                <w:b w:val="1"/>
+                <w:bCs w:val="1"/>
                 <w:sz w:val="20"/>
                 <w:szCs w:val="20"/>
               </w:rPr>
@@ -15998,6 +16207,7 @@
           <w:tcPr>
             <w:tcW w:w="4981" w:type="dxa"/>
             <w:shd w:val="clear" w:color="auto" w:fill="F2F2F2" w:themeFill="background1" w:themeFillShade="F2"/>
+            <w:tcMar/>
           </w:tcPr>
           <w:p>
             <w:pPr>
@@ -16022,17 +16232,22 @@
           <w:tcPr>
             <w:tcW w:w="4981" w:type="dxa"/>
             <w:shd w:val="clear" w:color="auto" w:fill="F2F2F2" w:themeFill="background1" w:themeFillShade="F2"/>
-          </w:tcPr>
-          <w:p>
-            <w:pPr>
-              <w:rPr>
-                <w:color w:val="000000"/>
-                <w:sz w:val="20"/>
-                <w:szCs w:val="20"/>
-              </w:rPr>
-            </w:pPr>
-            <w:r>
-              <w:rPr>
+            <w:tcMar/>
+          </w:tcPr>
+          <w:p w14:noSpellErr="1">
+            <w:pPr>
+              <w:rPr>
+                <w:b w:val="1"/>
+                <w:bCs w:val="1"/>
+                <w:color w:val="000000"/>
+                <w:sz w:val="20"/>
+                <w:szCs w:val="20"/>
+              </w:rPr>
+            </w:pPr>
+            <w:r>
+              <w:rPr>
+                <w:b w:val="1"/>
+                <w:bCs w:val="1"/>
                 <w:sz w:val="20"/>
                 <w:szCs w:val="20"/>
               </w:rPr>
@@ -16044,6 +16259,7 @@
           <w:tcPr>
             <w:tcW w:w="4981" w:type="dxa"/>
             <w:shd w:val="clear" w:color="auto" w:fill="F2F2F2" w:themeFill="background1" w:themeFillShade="F2"/>
+            <w:tcMar/>
           </w:tcPr>
           <w:p>
             <w:pPr>
@@ -16068,17 +16284,22 @@
           <w:tcPr>
             <w:tcW w:w="4981" w:type="dxa"/>
             <w:shd w:val="clear" w:color="auto" w:fill="F2F2F2" w:themeFill="background1" w:themeFillShade="F2"/>
-          </w:tcPr>
-          <w:p>
-            <w:pPr>
-              <w:rPr>
-                <w:color w:val="000000"/>
-                <w:sz w:val="20"/>
-                <w:szCs w:val="20"/>
-              </w:rPr>
-            </w:pPr>
-            <w:r>
-              <w:rPr>
+            <w:tcMar/>
+          </w:tcPr>
+          <w:p w14:noSpellErr="1">
+            <w:pPr>
+              <w:rPr>
+                <w:b w:val="1"/>
+                <w:bCs w:val="1"/>
+                <w:color w:val="000000"/>
+                <w:sz w:val="20"/>
+                <w:szCs w:val="20"/>
+              </w:rPr>
+            </w:pPr>
+            <w:r>
+              <w:rPr>
+                <w:b w:val="1"/>
+                <w:bCs w:val="1"/>
                 <w:sz w:val="20"/>
                 <w:szCs w:val="20"/>
               </w:rPr>
@@ -16090,6 +16311,7 @@
           <w:tcPr>
             <w:tcW w:w="4981" w:type="dxa"/>
             <w:shd w:val="clear" w:color="auto" w:fill="F2F2F2" w:themeFill="background1" w:themeFillShade="F2"/>
+            <w:tcMar/>
           </w:tcPr>
           <w:p>
             <w:pPr>
@@ -16114,16 +16336,21 @@
           <w:tcPr>
             <w:tcW w:w="4981" w:type="dxa"/>
             <w:shd w:val="clear" w:color="auto" w:fill="F2F2F2" w:themeFill="background1" w:themeFillShade="F2"/>
-          </w:tcPr>
-          <w:p>
-            <w:pPr>
-              <w:rPr>
-                <w:sz w:val="20"/>
-                <w:szCs w:val="20"/>
-              </w:rPr>
-            </w:pPr>
-            <w:r>
-              <w:rPr>
+            <w:tcMar/>
+          </w:tcPr>
+          <w:p w14:noSpellErr="1">
+            <w:pPr>
+              <w:rPr>
+                <w:b w:val="1"/>
+                <w:bCs w:val="1"/>
+                <w:sz w:val="20"/>
+                <w:szCs w:val="20"/>
+              </w:rPr>
+            </w:pPr>
+            <w:r>
+              <w:rPr>
+                <w:b w:val="1"/>
+                <w:bCs w:val="1"/>
                 <w:sz w:val="20"/>
                 <w:szCs w:val="20"/>
               </w:rPr>
@@ -16135,6 +16362,7 @@
           <w:tcPr>
             <w:tcW w:w="4981" w:type="dxa"/>
             <w:shd w:val="clear" w:color="auto" w:fill="F2F2F2" w:themeFill="background1" w:themeFillShade="F2"/>
+            <w:tcMar/>
           </w:tcPr>
           <w:p>
             <w:pPr>
@@ -16317,6 +16545,7 @@
           <w:tcPr>
             <w:tcW w:w="4981" w:type="dxa"/>
             <w:shd w:val="clear" w:color="auto" w:fill="DBE5F1" w:themeFill="accent1" w:themeFillTint="33"/>
+            <w:tcMar/>
           </w:tcPr>
           <w:p>
             <w:pPr>
@@ -16353,6 +16582,7 @@
           <w:tcPr>
             <w:tcW w:w="4981" w:type="dxa"/>
             <w:shd w:val="clear" w:color="auto" w:fill="DBE5F1" w:themeFill="accent1" w:themeFillTint="33"/>
+            <w:tcMar/>
           </w:tcPr>
           <w:p>
             <w:pPr>
@@ -16383,6 +16613,7 @@
           <w:tcPr>
             <w:tcW w:w="4981" w:type="dxa"/>
             <w:shd w:val="clear" w:color="auto" w:fill="F2F2F2" w:themeFill="background1" w:themeFillShade="F2"/>
+            <w:tcMar/>
           </w:tcPr>
           <w:p>
             <w:pPr>
@@ -16411,6 +16642,7 @@
           <w:tcPr>
             <w:tcW w:w="4981" w:type="dxa"/>
             <w:shd w:val="clear" w:color="auto" w:fill="F2F2F2" w:themeFill="background1" w:themeFillShade="F2"/>
+            <w:tcMar/>
           </w:tcPr>
           <w:p>
             <w:pPr>
@@ -16447,6 +16679,7 @@
           <w:tcPr>
             <w:tcW w:w="4981" w:type="dxa"/>
             <w:shd w:val="clear" w:color="auto" w:fill="F2F2F2" w:themeFill="background1" w:themeFillShade="F2"/>
+            <w:tcMar/>
           </w:tcPr>
           <w:p>
             <w:pPr>
@@ -16475,6 +16708,7 @@
           <w:tcPr>
             <w:tcW w:w="4981" w:type="dxa"/>
             <w:shd w:val="clear" w:color="auto" w:fill="F2F2F2" w:themeFill="background1" w:themeFillShade="F2"/>
+            <w:tcMar/>
           </w:tcPr>
           <w:p>
             <w:pPr>
@@ -16509,6 +16743,7 @@
           <w:tcPr>
             <w:tcW w:w="4981" w:type="dxa"/>
             <w:shd w:val="clear" w:color="auto" w:fill="F2F2F2" w:themeFill="background1" w:themeFillShade="F2"/>
+            <w:tcMar/>
           </w:tcPr>
           <w:p>
             <w:pPr>
@@ -16537,6 +16772,7 @@
           <w:tcPr>
             <w:tcW w:w="4981" w:type="dxa"/>
             <w:shd w:val="clear" w:color="auto" w:fill="F2F2F2" w:themeFill="background1" w:themeFillShade="F2"/>
+            <w:tcMar/>
           </w:tcPr>
           <w:p>
             <w:pPr>
@@ -16571,6 +16807,7 @@
           <w:tcPr>
             <w:tcW w:w="4981" w:type="dxa"/>
             <w:shd w:val="clear" w:color="auto" w:fill="F2F2F2" w:themeFill="background1" w:themeFillShade="F2"/>
+            <w:tcMar/>
           </w:tcPr>
           <w:p>
             <w:pPr>
@@ -16599,24 +16836,22 @@
           <w:tcPr>
             <w:tcW w:w="4981" w:type="dxa"/>
             <w:shd w:val="clear" w:color="auto" w:fill="F2F2F2" w:themeFill="background1" w:themeFillShade="F2"/>
-          </w:tcPr>
-          <w:p>
-            <w:pPr>
-              <w:spacing w:line="276" w:lineRule="auto"/>
-              <w:rPr>
-                <w:color w:val="000000"/>
-                <w:sz w:val="20"/>
-                <w:szCs w:val="20"/>
-              </w:rPr>
-            </w:pPr>
-            <w:r>
-              <w:rPr>
-                <w:color w:val="000000"/>
-                <w:sz w:val="20"/>
-                <w:szCs w:val="20"/>
-              </w:rPr>
-              <w:t>Ayuda a definir quién hace qué dentro de un proyecto o proceso, aclarando responsabilidades para evitar confusiones.</w:t>
-            </w:r>
+            <w:tcMar/>
+          </w:tcPr>
+          <w:p>
+            <w:pPr>
+              <w:pStyle w:val="Normal"/>
+              <w:suppressLineNumbers w:val="0"/>
+              <w:bidi w:val="0"/>
+              <w:spacing w:before="0" w:beforeAutospacing="off" w:after="0" w:afterAutospacing="off" w:line="276" w:lineRule="auto"/>
+              <w:ind w:left="0" w:right="0"/>
+              <w:jc w:val="left"/>
+              <w:rPr>
+                <w:color w:val="000000" w:themeColor="text1" w:themeTint="FF" w:themeShade="FF"/>
+                <w:sz w:val="20"/>
+                <w:szCs w:val="20"/>
+              </w:rPr>
+            </w:pPr>
           </w:p>
           <w:p>
             <w:pPr>
@@ -16931,6 +17166,7 @@
           <w:tcPr>
             <w:tcW w:w="4981" w:type="dxa"/>
             <w:shd w:val="clear" w:color="auto" w:fill="F2F2F2" w:themeFill="background1" w:themeFillShade="F2"/>
+            <w:tcMar/>
           </w:tcPr>
           <w:p>
             <w:pPr>
@@ -16959,6 +17195,7 @@
           <w:tcPr>
             <w:tcW w:w="4981" w:type="dxa"/>
             <w:shd w:val="clear" w:color="auto" w:fill="F2F2F2" w:themeFill="background1" w:themeFillShade="F2"/>
+            <w:tcMar/>
           </w:tcPr>
           <w:p>
             <w:pPr>
@@ -17041,6 +17278,7 @@
           <w:tcPr>
             <w:tcW w:w="4981" w:type="dxa"/>
             <w:shd w:val="clear" w:color="auto" w:fill="F2F2F2" w:themeFill="background1" w:themeFillShade="F2"/>
+            <w:tcMar/>
           </w:tcPr>
           <w:p>
             <w:pPr>
@@ -17073,6 +17311,7 @@
           <w:tcPr>
             <w:tcW w:w="4981" w:type="dxa"/>
             <w:shd w:val="clear" w:color="auto" w:fill="F2F2F2" w:themeFill="background1" w:themeFillShade="F2"/>
+            <w:tcMar/>
           </w:tcPr>
           <w:p>
             <w:pPr>
@@ -22622,31 +22861,48 @@
       </w:r>
     </w:p>
   </w:comment>
+  <w:comment xmlns:w="http://schemas.openxmlformats.org/wordprocessingml/2006/main" w:initials="EP" w:author="Erika Fernanda Mejía Pinzón" w:date="2025-11-06T20:21:57" w:id="274664474">
+    <w:p xmlns:w14="http://schemas.microsoft.com/office/word/2010/wordml" xmlns:w="http://schemas.openxmlformats.org/wordprocessingml/2006/main">
+      <w:pPr>
+        <w:pStyle w:val="CommentText"/>
+      </w:pPr>
+      <w:r>
+        <w:rPr>
+          <w:rStyle w:val="CommentReference"/>
+        </w:rPr>
+        <w:annotationRef/>
+      </w:r>
+      <w:r>
+        <w:t>La tabla muestra la clasificación de los tipos de mercados según distintos criterios. Por el tipo de producto, se diferencian los mercados de productos frescos y procesados; según el destino, pueden ser locales, regionales, nacionales o internacionales; según el tipo de comprador, incluyen consumidores finales, intermediarios y empresas transformadoras; y según la competencia, se dividen en competencia perfecta y oligopolio o monopolio.</w:t>
+      </w:r>
+    </w:p>
+  </w:comment>
 </w:comments>
 </file>
 
 <file path=word/commentsExtended.xml><?xml version="1.0" encoding="utf-8"?>
-<w15:commentsEx xmlns:wpc="http://schemas.microsoft.com/office/word/2010/wordprocessingCanvas" xmlns:cx="http://schemas.microsoft.com/office/drawing/2014/chartex" xmlns:cx1="http://schemas.microsoft.com/office/drawing/2015/9/8/chartex" xmlns:cx2="http://schemas.microsoft.com/office/drawing/2015/10/21/chartex" xmlns:cx3="http://schemas.microsoft.com/office/drawing/2016/5/9/chartex" xmlns:cx4="http://schemas.microsoft.com/office/drawing/2016/5/10/chartex" xmlns:cx5="http://schemas.microsoft.com/office/drawing/2016/5/11/chartex" xmlns:cx6="http://schemas.microsoft.com/office/drawing/2016/5/12/chartex" xmlns:cx7="http://schemas.microsoft.com/office/drawing/2016/5/13/chartex" xmlns:cx8="http://schemas.microsoft.com/office/drawing/2016/5/14/chartex" xmlns:mc="http://schemas.openxmlformats.org/markup-compatibility/2006" xmlns:aink="http://schemas.microsoft.com/office/drawing/2016/ink" xmlns:am3d="http://schemas.microsoft.com/office/drawing/2017/model3d" xmlns:o="urn:schemas-microsoft-com:office:office" xmlns:r="http://schemas.openxmlformats.org/officeDocument/2006/relationships" xmlns:m="http://schemas.openxmlformats.org/officeDocument/2006/math" xmlns:v="urn:schemas-microsoft-com:vml" xmlns:wp14="http://schemas.microsoft.com/office/word/2010/wordprocessingDrawing" xmlns:wp="http://schemas.openxmlformats.org/drawingml/2006/wordprocessingDrawing" xmlns:w10="urn:schemas-microsoft-com:office:word" xmlns:w="http://schemas.openxmlformats.org/wordprocessingml/2006/main" xmlns:w14="http://schemas.microsoft.com/office/word/2010/wordml" xmlns:w15="http://schemas.microsoft.com/office/word/2012/wordml" xmlns:w16cex="http://schemas.microsoft.com/office/word/2018/wordml/cex" xmlns:w16cid="http://schemas.microsoft.com/office/word/2016/wordml/cid" xmlns:w16="http://schemas.microsoft.com/office/word/2018/wordml" xmlns:w16sdtdh="http://schemas.microsoft.com/office/word/2020/wordml/sdtdatahash" xmlns:w16se="http://schemas.microsoft.com/office/word/2015/wordml/symex" xmlns:wpg="http://schemas.microsoft.com/office/word/2010/wordprocessingGroup" xmlns:wpi="http://schemas.microsoft.com/office/word/2010/wordprocessingInk" xmlns:wne="http://schemas.microsoft.com/office/word/2006/wordml" xmlns:wps="http://schemas.microsoft.com/office/word/2010/wordprocessingShape" mc:Ignorable="w14 w15 w16se w16cid w16 w16cex w16sdtdh wp14">
-  <w15:commentEx w15:paraId="58341625" w15:done="0"/>
-  <w15:commentEx w15:paraId="44D80F79" w15:done="0"/>
-  <w15:commentEx w15:paraId="0A443D35" w15:done="0"/>
-  <w15:commentEx w15:paraId="3DBED8F6" w15:done="0"/>
-  <w15:commentEx w15:paraId="1AF4583F" w15:done="0"/>
-  <w15:commentEx w15:paraId="4CED7C52" w15:done="0"/>
-  <w15:commentEx w15:paraId="73D4CCEE" w15:done="0"/>
-  <w15:commentEx w15:paraId="65813C28" w15:done="0"/>
-  <w15:commentEx w15:paraId="1DF152F4" w15:done="0"/>
-  <w15:commentEx w15:paraId="3418091D" w15:done="0"/>
-  <w15:commentEx w15:paraId="1CF54928" w15:done="0"/>
-  <w15:commentEx w15:paraId="46A1A65C" w15:done="0"/>
-  <w15:commentEx w15:paraId="0D907EB8" w15:done="0"/>
-  <w15:commentEx w15:paraId="0C18E989" w15:done="0"/>
-  <w15:commentEx w15:paraId="1577818F" w15:done="0"/>
+<w15:commentsEx xmlns:mc="http://schemas.openxmlformats.org/markup-compatibility/2006" xmlns:w15="http://schemas.microsoft.com/office/word/2012/wordml" mc:Ignorable="w15">
+  <w15:commentEx w15:done="0" w15:paraId="58341625"/>
+  <w15:commentEx w15:done="0" w15:paraId="44D80F79"/>
+  <w15:commentEx w15:done="0" w15:paraId="0A443D35"/>
+  <w15:commentEx w15:done="0" w15:paraId="3DBED8F6"/>
+  <w15:commentEx w15:done="0" w15:paraId="1AF4583F"/>
+  <w15:commentEx w15:done="0" w15:paraId="4CED7C52"/>
+  <w15:commentEx w15:done="0" w15:paraId="73D4CCEE"/>
+  <w15:commentEx w15:done="0" w15:paraId="65813C28"/>
+  <w15:commentEx w15:done="0" w15:paraId="1DF152F4"/>
+  <w15:commentEx w15:done="0" w15:paraId="3418091D"/>
+  <w15:commentEx w15:done="0" w15:paraId="1CF54928"/>
+  <w15:commentEx w15:done="0" w15:paraId="46A1A65C"/>
+  <w15:commentEx w15:done="0" w15:paraId="0D907EB8"/>
+  <w15:commentEx w15:done="0" w15:paraId="0C18E989"/>
+  <w15:commentEx w15:done="0" w15:paraId="1577818F"/>
+  <w15:commentEx w15:done="0" w15:paraId="7FFD2B7C"/>
 </w15:commentsEx>
 </file>
 
 <file path=word/commentsExtensible.xml><?xml version="1.0" encoding="utf-8"?>
-<w16cex:commentsExtensible xmlns:wpc="http://schemas.microsoft.com/office/word/2010/wordprocessingCanvas" xmlns:cx="http://schemas.microsoft.com/office/drawing/2014/chartex" xmlns:cx1="http://schemas.microsoft.com/office/drawing/2015/9/8/chartex" xmlns:cx2="http://schemas.microsoft.com/office/drawing/2015/10/21/chartex" xmlns:cx3="http://schemas.microsoft.com/office/drawing/2016/5/9/chartex" xmlns:cx4="http://schemas.microsoft.com/office/drawing/2016/5/10/chartex" xmlns:cx5="http://schemas.microsoft.com/office/drawing/2016/5/11/chartex" xmlns:cx6="http://schemas.microsoft.com/office/drawing/2016/5/12/chartex" xmlns:cx7="http://schemas.microsoft.com/office/drawing/2016/5/13/chartex" xmlns:cx8="http://schemas.microsoft.com/office/drawing/2016/5/14/chartex" xmlns:mc="http://schemas.openxmlformats.org/markup-compatibility/2006" xmlns:aink="http://schemas.microsoft.com/office/drawing/2016/ink" xmlns:am3d="http://schemas.microsoft.com/office/drawing/2017/model3d" xmlns:o="urn:schemas-microsoft-com:office:office" xmlns:r="http://schemas.openxmlformats.org/officeDocument/2006/relationships" xmlns:m="http://schemas.openxmlformats.org/officeDocument/2006/math" xmlns:v="urn:schemas-microsoft-com:vml" xmlns:wp14="http://schemas.microsoft.com/office/word/2010/wordprocessingDrawing" xmlns:wp="http://schemas.openxmlformats.org/drawingml/2006/wordprocessingDrawing" xmlns:w10="urn:schemas-microsoft-com:office:word" xmlns:w="http://schemas.openxmlformats.org/wordprocessingml/2006/main" xmlns:w14="http://schemas.microsoft.com/office/word/2010/wordml" xmlns:w15="http://schemas.microsoft.com/office/word/2012/wordml" xmlns:w16cex="http://schemas.microsoft.com/office/word/2018/wordml/cex" xmlns:w16cid="http://schemas.microsoft.com/office/word/2016/wordml/cid" xmlns:w16="http://schemas.microsoft.com/office/word/2018/wordml" xmlns:w16sdtdh="http://schemas.microsoft.com/office/word/2020/wordml/sdtdatahash" xmlns:w16se="http://schemas.microsoft.com/office/word/2015/wordml/symex" xmlns:wpg="http://schemas.microsoft.com/office/word/2010/wordprocessingGroup" xmlns:wpi="http://schemas.microsoft.com/office/word/2010/wordprocessingInk" xmlns:wne="http://schemas.microsoft.com/office/word/2006/wordml" xmlns:wps="http://schemas.microsoft.com/office/word/2010/wordprocessingShape" mc:Ignorable="w14 w15 w16se w16cid w16 w16cex w16sdtdh wp14">
+<w16cex:commentsExtensible xmlns:w16="http://schemas.microsoft.com/office/word/2018/wordml" xmlns:w16cex="http://schemas.microsoft.com/office/word/2018/wordml/cex" xmlns:mc="http://schemas.openxmlformats.org/markup-compatibility/2006" mc:Ignorable="w16 w16cex">
   <w16cex:commentExtensible w16cex:durableId="00565DF1" w16cex:dateUtc="2025-08-02T14:31:00Z"/>
   <w16cex:commentExtensible w16cex:durableId="2976325C" w16cex:dateUtc="2025-08-02T14:32:00Z"/>
   <w16cex:commentExtensible w16cex:durableId="4BFC21A5" w16cex:dateUtc="2025-07-22T01:29:00Z"/>
@@ -22662,11 +22918,12 @@
   <w16cex:commentExtensible w16cex:durableId="2C4773CC" w16cex:dateUtc="2025-08-14T01:27:00Z"/>
   <w16cex:commentExtensible w16cex:durableId="2C477501" w16cex:dateUtc="2025-08-14T01:33:00Z"/>
   <w16cex:commentExtensible w16cex:durableId="2E0FBFD7" w16cex:dateUtc="2025-07-21T20:26:00Z"/>
+  <w16cex:commentExtensible w16cex:durableId="51FFE3DF" w16cex:dateUtc="2025-11-07T01:21:57.061Z"/>
 </w16cex:commentsExtensible>
 </file>
 
 <file path=word/commentsIds.xml><?xml version="1.0" encoding="utf-8"?>
-<w16cid:commentsIds xmlns:wpc="http://schemas.microsoft.com/office/word/2010/wordprocessingCanvas" xmlns:cx="http://schemas.microsoft.com/office/drawing/2014/chartex" xmlns:cx1="http://schemas.microsoft.com/office/drawing/2015/9/8/chartex" xmlns:cx2="http://schemas.microsoft.com/office/drawing/2015/10/21/chartex" xmlns:cx3="http://schemas.microsoft.com/office/drawing/2016/5/9/chartex" xmlns:cx4="http://schemas.microsoft.com/office/drawing/2016/5/10/chartex" xmlns:cx5="http://schemas.microsoft.com/office/drawing/2016/5/11/chartex" xmlns:cx6="http://schemas.microsoft.com/office/drawing/2016/5/12/chartex" xmlns:cx7="http://schemas.microsoft.com/office/drawing/2016/5/13/chartex" xmlns:cx8="http://schemas.microsoft.com/office/drawing/2016/5/14/chartex" xmlns:mc="http://schemas.openxmlformats.org/markup-compatibility/2006" xmlns:aink="http://schemas.microsoft.com/office/drawing/2016/ink" xmlns:am3d="http://schemas.microsoft.com/office/drawing/2017/model3d" xmlns:o="urn:schemas-microsoft-com:office:office" xmlns:r="http://schemas.openxmlformats.org/officeDocument/2006/relationships" xmlns:m="http://schemas.openxmlformats.org/officeDocument/2006/math" xmlns:v="urn:schemas-microsoft-com:vml" xmlns:wp14="http://schemas.microsoft.com/office/word/2010/wordprocessingDrawing" xmlns:wp="http://schemas.openxmlformats.org/drawingml/2006/wordprocessingDrawing" xmlns:w10="urn:schemas-microsoft-com:office:word" xmlns:w="http://schemas.openxmlformats.org/wordprocessingml/2006/main" xmlns:w14="http://schemas.microsoft.com/office/word/2010/wordml" xmlns:w15="http://schemas.microsoft.com/office/word/2012/wordml" xmlns:w16cex="http://schemas.microsoft.com/office/word/2018/wordml/cex" xmlns:w16cid="http://schemas.microsoft.com/office/word/2016/wordml/cid" xmlns:w16="http://schemas.microsoft.com/office/word/2018/wordml" xmlns:w16sdtdh="http://schemas.microsoft.com/office/word/2020/wordml/sdtdatahash" xmlns:w16se="http://schemas.microsoft.com/office/word/2015/wordml/symex" xmlns:wpg="http://schemas.microsoft.com/office/word/2010/wordprocessingGroup" xmlns:wpi="http://schemas.microsoft.com/office/word/2010/wordprocessingInk" xmlns:wne="http://schemas.microsoft.com/office/word/2006/wordml" xmlns:wps="http://schemas.microsoft.com/office/word/2010/wordprocessingShape" mc:Ignorable="w14 w15 w16se w16cid w16 w16cex w16sdtdh wp14">
+<w16cid:commentsIds xmlns:mc="http://schemas.openxmlformats.org/markup-compatibility/2006" xmlns:w16cid="http://schemas.microsoft.com/office/word/2016/wordml/cid" mc:Ignorable="w16cid">
   <w16cid:commentId w16cid:paraId="58341625" w16cid:durableId="00565DF1"/>
   <w16cid:commentId w16cid:paraId="44D80F79" w16cid:durableId="2976325C"/>
   <w16cid:commentId w16cid:paraId="0A443D35" w16cid:durableId="4BFC21A5"/>
@@ -22682,6 +22939,7 @@
   <w16cid:commentId w16cid:paraId="0D907EB8" w16cid:durableId="2C4773CC"/>
   <w16cid:commentId w16cid:paraId="0C18E989" w16cid:durableId="2C477501"/>
   <w16cid:commentId w16cid:paraId="1577818F" w16cid:durableId="2E0FBFD7"/>
+  <w16cid:commentId w16cid:paraId="7FFD2B7C" w16cid:durableId="51FFE3DF"/>
 </w16cid:commentsIds>
 </file>
 
@@ -27328,12 +27586,15 @@
 </file>
 
 <file path=word/people.xml><?xml version="1.0" encoding="utf-8"?>
-<w15:people xmlns:wpc="http://schemas.microsoft.com/office/word/2010/wordprocessingCanvas" xmlns:cx="http://schemas.microsoft.com/office/drawing/2014/chartex" xmlns:cx1="http://schemas.microsoft.com/office/drawing/2015/9/8/chartex" xmlns:cx2="http://schemas.microsoft.com/office/drawing/2015/10/21/chartex" xmlns:cx3="http://schemas.microsoft.com/office/drawing/2016/5/9/chartex" xmlns:cx4="http://schemas.microsoft.com/office/drawing/2016/5/10/chartex" xmlns:cx5="http://schemas.microsoft.com/office/drawing/2016/5/11/chartex" xmlns:cx6="http://schemas.microsoft.com/office/drawing/2016/5/12/chartex" xmlns:cx7="http://schemas.microsoft.com/office/drawing/2016/5/13/chartex" xmlns:cx8="http://schemas.microsoft.com/office/drawing/2016/5/14/chartex" xmlns:mc="http://schemas.openxmlformats.org/markup-compatibility/2006" xmlns:aink="http://schemas.microsoft.com/office/drawing/2016/ink" xmlns:am3d="http://schemas.microsoft.com/office/drawing/2017/model3d" xmlns:o="urn:schemas-microsoft-com:office:office" xmlns:r="http://schemas.openxmlformats.org/officeDocument/2006/relationships" xmlns:m="http://schemas.openxmlformats.org/officeDocument/2006/math" xmlns:v="urn:schemas-microsoft-com:vml" xmlns:wp14="http://schemas.microsoft.com/office/word/2010/wordprocessingDrawing" xmlns:wp="http://schemas.openxmlformats.org/drawingml/2006/wordprocessingDrawing" xmlns:w10="urn:schemas-microsoft-com:office:word" xmlns:w="http://schemas.openxmlformats.org/wordprocessingml/2006/main" xmlns:w14="http://schemas.microsoft.com/office/word/2010/wordml" xmlns:w15="http://schemas.microsoft.com/office/word/2012/wordml" xmlns:w16cex="http://schemas.microsoft.com/office/word/2018/wordml/cex" xmlns:w16cid="http://schemas.microsoft.com/office/word/2016/wordml/cid" xmlns:w16="http://schemas.microsoft.com/office/word/2018/wordml" xmlns:w16sdtdh="http://schemas.microsoft.com/office/word/2020/wordml/sdtdatahash" xmlns:w16se="http://schemas.microsoft.com/office/word/2015/wordml/symex" xmlns:wpg="http://schemas.microsoft.com/office/word/2010/wordprocessingGroup" xmlns:wpi="http://schemas.microsoft.com/office/word/2010/wordprocessingInk" xmlns:wne="http://schemas.microsoft.com/office/word/2006/wordml" xmlns:wps="http://schemas.microsoft.com/office/word/2010/wordprocessingShape" mc:Ignorable="w14 w15 w16se w16cid w16 w16cex w16sdtdh wp14">
+<w15:people xmlns:mc="http://schemas.openxmlformats.org/markup-compatibility/2006" xmlns:w15="http://schemas.microsoft.com/office/word/2012/wordml" mc:Ignorable="w15">
   <w15:person w15:author="ANDRES PACHECO">
     <w15:presenceInfo w15:providerId="Windows Live" w15:userId="5a1170749484fe9a"/>
   </w15:person>
   <w15:person w15:author="Erika Fernanda Mejía Pinzón">
     <w15:presenceInfo w15:providerId="None" w15:userId="Erika Fernanda Mejía Pinzón"/>
+  </w15:person>
+  <w15:person w15:author="Erika Fernanda Mejía Pinzón">
+    <w15:presenceInfo w15:providerId="AD" w15:userId="S::efmejiap@sena.edu.co::eb9d2e3d-d03c-4a81-b18e-c9d302fec61c"/>
   </w15:person>
 </w15:people>
 </file>
@@ -29517,8 +29778,8 @@
 </file>
 
 <file path=customXml/item3.xml><?xml version="1.0" encoding="utf-8"?>
-<ct:contentTypeSchema xmlns:ct="http://schemas.microsoft.com/office/2006/metadata/contentType" xmlns:ma="http://schemas.microsoft.com/office/2006/metadata/properties/metaAttributes" ct:_="" ma:_="" ma:contentTypeName="Documento" ma:contentTypeID="0x01010049282E1EDBE9234EA9E6D38F720E265F" ma:contentTypeVersion="15" ma:contentTypeDescription="Crear nuevo documento." ma:contentTypeScope="" ma:versionID="b31c7aa9eaf043a08b87120b3c4916e3">
-  <xsd:schema xmlns:xsd="http://www.w3.org/2001/XMLSchema" xmlns:xs="http://www.w3.org/2001/XMLSchema" xmlns:p="http://schemas.microsoft.com/office/2006/metadata/properties" xmlns:ns2="cb45339b-ced9-4d0d-8f64-77573914d53b" xmlns:ns3="43a3ca16-9c26-4813-b83f-4aec9927b43f" targetNamespace="http://schemas.microsoft.com/office/2006/metadata/properties" ma:root="true" ma:fieldsID="3533d065b04d75c457075bc55f1f5315" ns2:_="" ns3:_="">
+<ct:contentTypeSchema xmlns:ct="http://schemas.microsoft.com/office/2006/metadata/contentType" xmlns:ma="http://schemas.microsoft.com/office/2006/metadata/properties/metaAttributes" ct:_="" ma:_="" ma:contentTypeName="Documento" ma:contentTypeID="0x01010049282E1EDBE9234EA9E6D38F720E265F" ma:contentTypeVersion="15" ma:contentTypeDescription="Crear nuevo documento." ma:contentTypeScope="" ma:versionID="3d96b3cb54d2be7cb2adf15f08a6b6e2">
+  <xsd:schema xmlns:xsd="http://www.w3.org/2001/XMLSchema" xmlns:xs="http://www.w3.org/2001/XMLSchema" xmlns:p="http://schemas.microsoft.com/office/2006/metadata/properties" xmlns:ns2="cb45339b-ced9-4d0d-8f64-77573914d53b" xmlns:ns3="43a3ca16-9c26-4813-b83f-4aec9927b43f" targetNamespace="http://schemas.microsoft.com/office/2006/metadata/properties" ma:root="true" ma:fieldsID="6b00106ec27683a5aeb224120f32e93a" ns2:_="" ns3:_="">
     <xsd:import namespace="cb45339b-ced9-4d0d-8f64-77573914d53b"/>
     <xsd:import namespace="43a3ca16-9c26-4813-b83f-4aec9927b43f"/>
     <xsd:element name="properties">
@@ -29777,22 +30038,7 @@
 </file>
 
 <file path=customXml/itemProps3.xml><?xml version="1.0" encoding="utf-8"?>
-<ds:datastoreItem xmlns:ds="http://schemas.openxmlformats.org/officeDocument/2006/customXml" ds:itemID="{2B675ED9-2240-48CB-B241-43DA81E705A5}">
-  <ds:schemaRefs>
-    <ds:schemaRef ds:uri="http://schemas.microsoft.com/office/2006/metadata/contentType"/>
-    <ds:schemaRef ds:uri="http://schemas.microsoft.com/office/2006/metadata/properties/metaAttributes"/>
-    <ds:schemaRef ds:uri="http://www.w3.org/2001/XMLSchema"/>
-    <ds:schemaRef ds:uri="http://schemas.microsoft.com/office/2006/metadata/properties"/>
-    <ds:schemaRef ds:uri="cb45339b-ced9-4d0d-8f64-77573914d53b"/>
-    <ds:schemaRef ds:uri="43a3ca16-9c26-4813-b83f-4aec9927b43f"/>
-    <ds:schemaRef ds:uri="http://schemas.microsoft.com/office/2006/documentManagement/types"/>
-    <ds:schemaRef ds:uri="http://schemas.microsoft.com/office/infopath/2007/PartnerControls"/>
-    <ds:schemaRef ds:uri="http://schemas.openxmlformats.org/package/2006/metadata/core-properties"/>
-    <ds:schemaRef ds:uri="http://purl.org/dc/elements/1.1/"/>
-    <ds:schemaRef ds:uri="http://purl.org/dc/terms/"/>
-    <ds:schemaRef ds:uri="http://schemas.microsoft.com/internal/obd"/>
-  </ds:schemaRefs>
-</ds:datastoreItem>
+<ds:datastoreItem xmlns:ds="http://schemas.openxmlformats.org/officeDocument/2006/customXml" ds:itemID="{B7A3819B-E5B7-4DB1-AC1E-D832654548A3}"/>
 </file>
 
 <file path=customXml/itemProps4.xml><?xml version="1.0" encoding="utf-8"?>
